--- a/DOCS/word/KE_HOACH_SAU_PHAN_HOI_KHAMPLA.docx
+++ b/DOCS/word/KE_HOACH_SAU_PHAN_HOI_KHAMPLA.docx
@@ -1510,7 +1510,7 @@
           <w:p>
             <w:r/>
             <w:r>
-              <w:t>☐</w:t>
+              <w:t>☑</w:t>
             </w:r>
           </w:p>
         </w:tc>
@@ -1602,6 +1602,9 @@
           </w:tcPr>
           <w:p>
             <w:r/>
+            <w:r>
+              <w:t>22/09</w:t>
+            </w:r>
           </w:p>
         </w:tc>
       </w:tr>
@@ -1723,7 +1726,7 @@
           <w:p>
             <w:r/>
             <w:r>
-              <w:t>☐</w:t>
+              <w:t>☑</w:t>
             </w:r>
           </w:p>
         </w:tc>
@@ -1803,6 +1806,9 @@
           </w:tcPr>
           <w:p>
             <w:r/>
+            <w:r>
+              <w:t>22/09</w:t>
+            </w:r>
           </w:p>
         </w:tc>
       </w:tr>
@@ -1814,7 +1820,7 @@
           <w:p>
             <w:r/>
             <w:r>
-              <w:t>☐</w:t>
+              <w:t>☑</w:t>
             </w:r>
           </w:p>
         </w:tc>
@@ -1874,6 +1880,9 @@
           </w:tcPr>
           <w:p>
             <w:r/>
+            <w:r>
+              <w:t>22/09</w:t>
+            </w:r>
           </w:p>
         </w:tc>
       </w:tr>

--- a/DOCS/word/KE_HOACH_SAU_PHAN_HOI_KHAMPLA.docx
+++ b/DOCS/word/KE_HOACH_SAU_PHAN_HOI_KHAMPLA.docx
@@ -1616,7 +1616,7 @@
           <w:p>
             <w:r/>
             <w:r>
-              <w:t>☐</w:t>
+              <w:t>☑</w:t>
             </w:r>
           </w:p>
         </w:tc>
@@ -1685,7 +1685,7 @@
           <w:p>
             <w:r/>
             <w:r>
-              <w:t xml:space="preserve">Thêm bảng </w:t>
+              <w:t xml:space="preserve">Hai bảng </w:t>
             </w:r>
             <w:r>
               <w:rPr>
@@ -1695,7 +1695,56 @@
               <w:t>invoices</w:t>
             </w:r>
             <w:r>
-              <w:t xml:space="preserve"> (một hoá đơn nhiều phiếu). Khách hàng có cờ *xuất hoá đơn gộp tháng*. Cuối tháng kế toán doanh thu bấm *Gộp hoá đơn tháng* cho khách → một tờ </w:t>
+              <w:t xml:space="preserve"> + </w:t>
+            </w:r>
+            <w:r>
+              <w:rPr>
+                <w:rFonts w:ascii="Consolas" w:hAnsi="Consolas"/>
+                <w:sz w:val="19"/>
+              </w:rPr>
+              <w:t>invoice_payments</w:t>
+            </w:r>
+            <w:r>
+              <w:t>; khách có ô *Cách xuất hoá đơn* (</w:t>
+            </w:r>
+            <w:r>
+              <w:rPr>
+                <w:rFonts w:ascii="Consolas" w:hAnsi="Consolas"/>
+                <w:sz w:val="19"/>
+              </w:rPr>
+              <w:t>phieu</w:t>
+            </w:r>
+            <w:r>
+              <w:t>/</w:t>
+            </w:r>
+            <w:r>
+              <w:rPr>
+                <w:rFonts w:ascii="Consolas" w:hAnsi="Consolas"/>
+                <w:sz w:val="19"/>
+              </w:rPr>
+              <w:t>thang</w:t>
+            </w:r>
+            <w:r>
+              <w:t xml:space="preserve">). Màn </w:t>
+            </w:r>
+            <w:r>
+              <w:rPr>
+                <w:b/>
+              </w:rPr>
+              <w:t>Hoá đơn gộp tháng</w:t>
+            </w:r>
+            <w:r>
+              <w:t xml:space="preserve">: bảng *Chờ gộp* theo khách × loại tiền → một tờ </w:t>
+            </w:r>
+            <w:r>
+              <w:rPr>
+                <w:rFonts w:ascii="Consolas" w:hAnsi="Consolas"/>
+                <w:sz w:val="19"/>
+              </w:rPr>
+              <w:t>HDT-YYYYMM-NN</w:t>
+            </w:r>
+            <w:r>
+              <w:t xml:space="preserve"> nhiều dòng phiếu, một chứng từ </w:t>
             </w:r>
             <w:r>
               <w:rPr>
@@ -1705,7 +1754,16 @@
               <w:t>HD</w:t>
             </w:r>
             <w:r>
-              <w:t xml:space="preserve"> nhiều dòng phiếu. Sổ thu tiền gắn vào hoá đơn thay vì phiếu. Phiếu vãng lai vẫn như cũ</w:t>
+              <w:t xml:space="preserve">. Thu tiền ghi ở tờ và </w:t>
+            </w:r>
+            <w:r>
+              <w:rPr>
+                <w:b/>
+              </w:rPr>
+              <w:t>tự phân bổ xuống từng phiếu theo thứ tự ngày</w:t>
+            </w:r>
+            <w:r>
+              <w:t>, nên trạng thái từng phiếu vẫn đúng. Khách để *gộp tháng* thì nút hoá đơn lẻ trên phiếu bị chặn</w:t>
             </w:r>
           </w:p>
         </w:tc>
@@ -1715,6 +1773,9 @@
           </w:tcPr>
           <w:p>
             <w:r/>
+            <w:r>
+              <w:t>22/09</w:t>
+            </w:r>
           </w:p>
         </w:tc>
       </w:tr>
@@ -1901,7 +1962,13 @@
         <w:jc w:val="both"/>
       </w:pPr>
       <w:r>
-        <w:t>cùng (to nhất, đụng sổ thu tiền vừa làm).</w:t>
+        <w:t xml:space="preserve">cùng (to nhất, đụng sổ thu tiền vừa làm). </w:t>
+      </w:r>
+      <w:r>
+        <w:rPr>
+          <w:b/>
+        </w:rPr>
+        <w:t>Đợt 2 xong ngày 22/09.</w:t>
       </w:r>
     </w:p>
     <w:p>

--- a/DOCS/word/KE_HOACH_SAU_PHAN_HOI_KHAMPLA.docx
+++ b/DOCS/word/KE_HOACH_SAU_PHAN_HOI_KHAMPLA.docx
@@ -2103,7 +2103,7 @@
           <w:p>
             <w:r/>
             <w:r>
-              <w:t>☐</w:t>
+              <w:t>☑</w:t>
             </w:r>
           </w:p>
         </w:tc>
@@ -2172,6 +2172,87 @@
             </w:r>
             <w:r>
               <w:t xml:space="preserve"> (tổ sửa: duyệt báo hỏng, quyết kho hay gara, ghi mục V). Rút hai việc đó khỏi Bãi. Sửa bảng Nhiệm Vụ trong màn Quy trình</w:t>
+            </w:r>
+          </w:p>
+        </w:tc>
+        <w:tc>
+          <w:tcPr>
+            <w:tcW w:type="dxa" w:w="1728"/>
+          </w:tcPr>
+          <w:p>
+            <w:r/>
+            <w:r>
+              <w:t>22/09</w:t>
+            </w:r>
+          </w:p>
+        </w:tc>
+      </w:tr>
+      <w:tr>
+        <w:tc>
+          <w:tcPr>
+            <w:tcW w:type="dxa" w:w="1728"/>
+          </w:tcPr>
+          <w:p>
+            <w:r/>
+            <w:r>
+              <w:t>☐</w:t>
+            </w:r>
+          </w:p>
+        </w:tc>
+        <w:tc>
+          <w:tcPr>
+            <w:tcW w:type="dxa" w:w="1728"/>
+          </w:tcPr>
+          <w:p>
+            <w:r/>
+            <w:r>
+              <w:rPr>
+                <w:b/>
+              </w:rPr>
+              <w:t>3.2 Thẻ cao tốc</w:t>
+            </w:r>
+            <w:r>
+              <w:t xml:space="preserve"> (C6.1)</w:t>
+            </w:r>
+          </w:p>
+        </w:tc>
+        <w:tc>
+          <w:tcPr>
+            <w:tcW w:type="dxa" w:w="1728"/>
+          </w:tcPr>
+          <w:p>
+            <w:r/>
+            <w:r>
+              <w:t xml:space="preserve">Muốn theo dõi </w:t>
+            </w:r>
+            <w:r>
+              <w:rPr>
+                <w:b/>
+              </w:rPr>
+              <w:t>số dư thẻ</w:t>
+            </w:r>
+            <w:r>
+              <w:t xml:space="preserve">, mỗi phiếu trừ từ thẻ. Hai kiểu: khách cấp thẻ và nạp tiền, cuối tháng </w:t>
+            </w:r>
+            <w:r>
+              <w:rPr>
+                <w:b/>
+              </w:rPr>
+              <w:t>cấn trừ vào cước</w:t>
+            </w:r>
+            <w:r>
+              <w:t xml:space="preserve"> · khách không cấp thì quỹ Thà Bốc đưa tiền mặt cho tài xế</w:t>
+            </w:r>
+          </w:p>
+        </w:tc>
+        <w:tc>
+          <w:tcPr>
+            <w:tcW w:type="dxa" w:w="1728"/>
+          </w:tcPr>
+          <w:p>
+            <w:r/>
+            <w:r>
+              <w:t>Danh mục thẻ (số thẻ, của khách nào, tài xế nào cầm, số dư); nạp tiền vào thẻ = một dòng; dòng chi BOT trên phiếu chọn *trừ thẻ nào* thì số dư giảm; cuối tháng ra được số cấn trừ với khách</w:t>
             </w:r>
           </w:p>
         </w:tc>
@@ -2206,10 +2287,10 @@
               <w:rPr>
                 <w:b/>
               </w:rPr>
-              <w:t>3.2 Thẻ cao tốc</w:t>
-            </w:r>
-            <w:r>
-              <w:t xml:space="preserve"> (C6.1)</w:t>
+              <w:t>3.3 Nợ trạm dầu Việt Nam, cấn trừ cước tháng</w:t>
+            </w:r>
+            <w:r>
+              <w:t xml:space="preserve"> (C5.1 ghi chú)</w:t>
             </w:r>
           </w:p>
         </w:tc>
@@ -2220,25 +2301,16 @@
           <w:p>
             <w:r/>
             <w:r>
-              <w:t xml:space="preserve">Muốn theo dõi </w:t>
+              <w:t xml:space="preserve">Tài xế đổ dầu ở VN </w:t>
             </w:r>
             <w:r>
               <w:rPr>
                 <w:b/>
               </w:rPr>
-              <w:t>số dư thẻ</w:t>
-            </w:r>
-            <w:r>
-              <w:t xml:space="preserve">, mỗi phiếu trừ từ thẻ. Hai kiểu: khách cấp thẻ và nạp tiền, cuối tháng </w:t>
-            </w:r>
-            <w:r>
-              <w:rPr>
-                <w:b/>
-              </w:rPr>
-              <w:t>cấn trừ vào cước</w:t>
-            </w:r>
-            <w:r>
-              <w:t xml:space="preserve"> · khách không cấp thì quỹ Thà Bốc đưa tiền mặt cho tài xế</w:t>
+              <w:t>ghi nợ tại trạm</w:t>
+            </w:r>
+            <w:r>
+              <w:t>, cuối tháng EPL cấn trừ với cước khách</w:t>
             </w:r>
           </w:p>
         </w:tc>
@@ -2249,7 +2321,7 @@
           <w:p>
             <w:r/>
             <w:r>
-              <w:t>Danh mục thẻ (số thẻ, của khách nào, tài xế nào cầm, số dư); nạp tiền vào thẻ = một dòng; dòng chi BOT trên phiếu chọn *trừ thẻ nào* thì số dư giảm; cuối tháng ra được số cấn trừ với khách</w:t>
+              <w:t>Dòng dầu mua ở VN đánh *nợ trạm* thay vì *tài xế ứng tiền mặt*; nhà cung cấp trạm dầu có công nợ; báo cáo cuối tháng: nợ trạm × cước khách. Đây là công nợ hai chiều — chỉ ghi và hiện, hạch toán để anh Khang</w:t>
             </w:r>
           </w:p>
         </w:tc>
@@ -2270,7 +2342,7 @@
           <w:p>
             <w:r/>
             <w:r>
-              <w:t>☐</w:t>
+              <w:t>☑</w:t>
             </w:r>
           </w:p>
         </w:tc>
@@ -2284,10 +2356,10 @@
               <w:rPr>
                 <w:b/>
               </w:rPr>
-              <w:t>3.3 Nợ trạm dầu Việt Nam, cấn trừ cước tháng</w:t>
-            </w:r>
-            <w:r>
-              <w:t xml:space="preserve"> (C5.1 ghi chú)</w:t>
+              <w:t>3.4 Đổi xe giữa đường</w:t>
+            </w:r>
+            <w:r>
+              <w:t xml:space="preserve"> (C2.2)</w:t>
             </w:r>
           </w:p>
         </w:tc>
@@ -2298,16 +2370,7 @@
           <w:p>
             <w:r/>
             <w:r>
-              <w:t xml:space="preserve">Tài xế đổ dầu ở VN </w:t>
-            </w:r>
-            <w:r>
-              <w:rPr>
-                <w:b/>
-              </w:rPr>
-              <w:t>ghi nợ tại trạm</w:t>
-            </w:r>
-            <w:r>
-              <w:t>, cuối tháng EPL cấn trừ với cước khách</w:t>
+              <w:t>Xe hỏng nặng, đổi xe khác chở tiếp, dù mục I đã kiểm</w:t>
             </w:r>
           </w:p>
         </w:tc>
@@ -2318,7 +2381,7 @@
           <w:p>
             <w:r/>
             <w:r>
-              <w:t>Dòng dầu mua ở VN đánh *nợ trạm* thay vì *tài xế ứng tiền mặt*; nhà cung cấp trạm dầu có công nợ; báo cáo cuối tháng: nợ trạm × cước khách. Đây là công nợ hai chiều — chỉ ghi và hiện, hạch toán để anh Khang</w:t>
+              <w:t>Nút *Đổi xe* trên phiếu đã kiểm mục I: ghi xe mới, giữ xe cũ trong lịch sử, mục I quay về *đã nhập* để kiểm lại. Đổi sang xe liên kết thì phiếu tự chuyển sang xe liên kết</w:t>
             </w:r>
           </w:p>
         </w:tc>
@@ -2328,6 +2391,9 @@
           </w:tcPr>
           <w:p>
             <w:r/>
+            <w:r>
+              <w:t>22/09</w:t>
+            </w:r>
           </w:p>
         </w:tc>
       </w:tr>
@@ -2339,7 +2405,7 @@
           <w:p>
             <w:r/>
             <w:r>
-              <w:t>☐</w:t>
+              <w:t>☑</w:t>
             </w:r>
           </w:p>
         </w:tc>
@@ -2353,10 +2419,10 @@
               <w:rPr>
                 <w:b/>
               </w:rPr>
-              <w:t>3.4 Đổi xe giữa đường</w:t>
-            </w:r>
-            <w:r>
-              <w:t xml:space="preserve"> (C2.2)</w:t>
+              <w:t>3.5 Lệnh sửa chữa riêng</w:t>
+            </w:r>
+            <w:r>
+              <w:t xml:space="preserve"> (C7.3)</w:t>
             </w:r>
           </w:p>
         </w:tc>
@@ -2367,7 +2433,16 @@
           <w:p>
             <w:r/>
             <w:r>
-              <w:t>Xe hỏng nặng, đổi xe khác chở tiếp, dù mục I đã kiểm</w:t>
+              <w:t xml:space="preserve">Xe nằm lâu, bảo dưỡng định kỳ → </w:t>
+            </w:r>
+            <w:r>
+              <w:rPr>
+                <w:b/>
+              </w:rPr>
+              <w:t>lệnh sửa riêng</w:t>
+            </w:r>
+            <w:r>
+              <w:t>, không gắn phiếu</w:t>
             </w:r>
           </w:p>
         </w:tc>
@@ -2378,7 +2453,46 @@
           <w:p>
             <w:r/>
             <w:r>
-              <w:t>Nút *Đổi xe* trên phiếu đã kiểm mục I: ghi xe mới, giữ xe cũ trong lịch sử, mục I quay về *đã nhập* để kiểm lại</w:t>
+              <w:t xml:space="preserve">Bảng </w:t>
+            </w:r>
+            <w:r>
+              <w:rPr>
+                <w:rFonts w:ascii="Consolas" w:hAnsi="Consolas"/>
+                <w:sz w:val="19"/>
+              </w:rPr>
+              <w:t>repair_orders</w:t>
+            </w:r>
+            <w:r>
+              <w:t xml:space="preserve">: xe, ngày, dòng chi, kho hay gara, chuỗi duyệt như mục V. Màn </w:t>
+            </w:r>
+            <w:r>
+              <w:rPr>
+                <w:b/>
+              </w:rPr>
+              <w:t>Lệnh sửa chữa</w:t>
+            </w:r>
+            <w:r>
+              <w:t xml:space="preserve"> riêng + màn Xe tab Sửa chữa gom cả hai nguồn. Lấy kho trừ tồn ngay (</w:t>
+            </w:r>
+            <w:r>
+              <w:rPr>
+                <w:rFonts w:ascii="Consolas" w:hAnsi="Consolas"/>
+                <w:sz w:val="19"/>
+              </w:rPr>
+              <w:t>PXK_PT</w:t>
+            </w:r>
+            <w:r>
+              <w:t>), chi chỉ phần mua ngoài (</w:t>
+            </w:r>
+            <w:r>
+              <w:rPr>
+                <w:rFonts w:ascii="Consolas" w:hAnsi="Consolas"/>
+                <w:sz w:val="19"/>
+              </w:rPr>
+              <w:t>PC_SC</w:t>
+            </w:r>
+            <w:r>
+              <w:t>)</w:t>
             </w:r>
           </w:p>
         </w:tc>
@@ -2388,85 +2502,9 @@
           </w:tcPr>
           <w:p>
             <w:r/>
-          </w:p>
-        </w:tc>
-      </w:tr>
-      <w:tr>
-        <w:tc>
-          <w:tcPr>
-            <w:tcW w:type="dxa" w:w="1728"/>
-          </w:tcPr>
-          <w:p>
-            <w:r/>
-            <w:r>
-              <w:t>☐</w:t>
-            </w:r>
-          </w:p>
-        </w:tc>
-        <w:tc>
-          <w:tcPr>
-            <w:tcW w:type="dxa" w:w="1728"/>
-          </w:tcPr>
-          <w:p>
-            <w:r/>
-            <w:r>
-              <w:rPr>
-                <w:b/>
-              </w:rPr>
-              <w:t>3.5 Lệnh sửa chữa riêng</w:t>
-            </w:r>
-            <w:r>
-              <w:t xml:space="preserve"> (C7.3)</w:t>
-            </w:r>
-          </w:p>
-        </w:tc>
-        <w:tc>
-          <w:tcPr>
-            <w:tcW w:type="dxa" w:w="1728"/>
-          </w:tcPr>
-          <w:p>
-            <w:r/>
-            <w:r>
-              <w:t xml:space="preserve">Xe nằm lâu, bảo dưỡng định kỳ → </w:t>
-            </w:r>
-            <w:r>
-              <w:rPr>
-                <w:b/>
-              </w:rPr>
-              <w:t>lệnh sửa riêng</w:t>
-            </w:r>
-            <w:r>
-              <w:t>, không gắn phiếu</w:t>
-            </w:r>
-          </w:p>
-        </w:tc>
-        <w:tc>
-          <w:tcPr>
-            <w:tcW w:type="dxa" w:w="1728"/>
-          </w:tcPr>
-          <w:p>
-            <w:r/>
-            <w:r>
-              <w:t xml:space="preserve">Bảng </w:t>
-            </w:r>
-            <w:r>
-              <w:rPr>
-                <w:rFonts w:ascii="Consolas" w:hAnsi="Consolas"/>
-                <w:sz w:val="19"/>
-              </w:rPr>
-              <w:t>repair_orders</w:t>
-            </w:r>
-            <w:r>
-              <w:t>: xe, ngày, dòng chi, kho hay gara, chuỗi duyệt như mục V. Màn Xe tab Sửa chữa gom cả hai nguồn. Đã nằm trong nợ kỹ thuật, nay có xác nhận</w:t>
-            </w:r>
-          </w:p>
-        </w:tc>
-        <w:tc>
-          <w:tcPr>
-            <w:tcW w:type="dxa" w:w="1728"/>
-          </w:tcPr>
-          <w:p>
-            <w:r/>
+            <w:r>
+              <w:t>22/09</w:t>
+            </w:r>
           </w:p>
         </w:tc>
       </w:tr>

--- a/DOCS/word/KE_HOACH_SAU_PHAN_HOI_KHAMPLA.docx
+++ b/DOCS/word/KE_HOACH_SAU_PHAN_HOI_KHAMPLA.docx
@@ -1987,7 +1987,7 @@
         <w:rPr>
           <w:color w:val="145C4A"/>
         </w:rPr>
-        <w:t>ĐỢT 3 — việc mới hoàn toàn (hai đến ba ngày)</w:t>
+        <w:t>ĐỢT 3 — việc mới hoàn toàn (hai đến ba ngày) — **xong 22/09**</w:t>
       </w:r>
     </w:p>
     <w:tbl>
@@ -2195,7 +2195,7 @@
           <w:p>
             <w:r/>
             <w:r>
-              <w:t>☐</w:t>
+              <w:t>☑</w:t>
             </w:r>
           </w:p>
         </w:tc>
@@ -2252,7 +2252,16 @@
           <w:p>
             <w:r/>
             <w:r>
-              <w:t>Danh mục thẻ (số thẻ, của khách nào, tài xế nào cầm, số dư); nạp tiền vào thẻ = một dòng; dòng chi BOT trên phiếu chọn *trừ thẻ nào* thì số dư giảm; cuối tháng ra được số cấn trừ với khách</w:t>
+              <w:t xml:space="preserve">Danh mục thẻ (số thẻ, của khách nào, tài xế nào cầm, số dư); nạp tiền vào thẻ = một dòng; dòng chi BOT trên phiếu chọn *trừ thẻ nào* thì số dư giảm; cuối tháng ra được số cấn trừ với khách. Thẻ trừ lúc </w:t>
+            </w:r>
+            <w:r>
+              <w:rPr>
+                <w:b/>
+              </w:rPr>
+              <w:t>ghi sổ mục IV</w:t>
+            </w:r>
+            <w:r>
+              <w:t xml:space="preserve"> (không phải lúc Bãi gõ dòng), lệch với trạm thì ghi dòng điều chỉnh kèm lý do</w:t>
             </w:r>
           </w:p>
         </w:tc>
@@ -2262,6 +2271,9 @@
           </w:tcPr>
           <w:p>
             <w:r/>
+            <w:r>
+              <w:t>22/09</w:t>
+            </w:r>
           </w:p>
         </w:tc>
       </w:tr>
@@ -2273,7 +2285,7 @@
           <w:p>
             <w:r/>
             <w:r>
-              <w:t>☐</w:t>
+              <w:t>☑</w:t>
             </w:r>
           </w:p>
         </w:tc>
@@ -2321,7 +2333,16 @@
           <w:p>
             <w:r/>
             <w:r>
-              <w:t>Dòng dầu mua ở VN đánh *nợ trạm* thay vì *tài xế ứng tiền mặt*; nhà cung cấp trạm dầu có công nợ; báo cáo cuối tháng: nợ trạm × cước khách. Đây là công nợ hai chiều — chỉ ghi và hiện, hạch toán để anh Khang</w:t>
+              <w:t xml:space="preserve">Dòng dầu mua ở VN đánh *nợ trạm* thay vì *tài xế ứng tiền mặt*; nhà cung cấp trạm dầu có công nợ; báo cáo cuối tháng: nợ trạm × cước khách. Đây là công nợ hai chiều — chỉ ghi và hiện, hạch toán để anh Khang. Bảng </w:t>
+            </w:r>
+            <w:r>
+              <w:rPr>
+                <w:b/>
+              </w:rPr>
+              <w:t>Cấn trừ cuối tháng</w:t>
+            </w:r>
+            <w:r>
+              <w:t xml:space="preserve"> gộp cả thẻ cao tốc lẫn nợ trạm, đặt cạnh cước phải thu</w:t>
             </w:r>
           </w:p>
         </w:tc>
@@ -2331,6 +2352,9 @@
           </w:tcPr>
           <w:p>
             <w:r/>
+            <w:r>
+              <w:t>22/09</w:t>
+            </w:r>
           </w:p>
         </w:tc>
       </w:tr>

--- a/DOCS/word/KE_HOACH_SAU_PHAN_HOI_KHAMPLA.docx
+++ b/DOCS/word/KE_HOACH_SAU_PHAN_HOI_KHAMPLA.docx
@@ -2550,7 +2550,7 @@
         <w:rPr>
           <w:color w:val="145C4A"/>
         </w:rPr>
-        <w:t>Bốn câu họ để trống — giữ như đang chạy, hỏi lại khi gặp</w:t>
+        <w:t>Ba câu họ để trống — giữ như đang chạy, hỏi lại khi gặp</w:t>
       </w:r>
     </w:p>
     <w:tbl>
@@ -2653,7 +2653,7 @@
           <w:p>
             <w:r/>
             <w:r>
-              <w:t>C3.4 hao hụt khách có phạt không</w:t>
+              <w:t>C8.1 khoản nào hay vào mục VI</w:t>
             </w:r>
           </w:p>
         </w:tc>
@@ -2664,20 +2664,72 @@
           <w:p>
             <w:r/>
             <w:r>
-              <w:t>Chỉ theo dõi và cảnh báo trên 1,5 %, không trừ tiền</w:t>
+              <w:t>Ô gõ tự do như hiện tại</w:t>
             </w:r>
           </w:p>
         </w:tc>
       </w:tr>
+    </w:tbl>
+    <w:p/>
+    <w:p>
+      <w:pPr>
+        <w:jc w:val="both"/>
+      </w:pPr>
+      <w:r>
+        <w:rPr>
+          <w:b/>
+        </w:rPr>
+        <w:t>C3.4 đã có trả lời</w:t>
+      </w:r>
+      <w:r>
+        <w:t xml:space="preserve"> (anh Khampla nói lại qua anh chủ dự án, 22/09): *hao hụt cân </w:t>
+      </w:r>
+      <w:r>
+        <w:rPr>
+          <w:b/>
+        </w:rPr>
+        <w:t>chỉ theo dõi</w:t>
+      </w:r>
+      <w:r>
+        <w:t xml:space="preserve">, không trừ tiền*. Đúng như máy đang chạy — </w:t>
+      </w:r>
+      <w:r>
+        <w:rPr>
+          <w:rFonts w:ascii="Consolas" w:hAnsi="Consolas"/>
+          <w:sz w:val="19"/>
+        </w:rPr>
+        <w:t>hao_hut_pct</w:t>
+      </w:r>
+      <w:r>
+        <w:t xml:space="preserve"> chỉ để hiện và cảnh báo khi khoá (trên 1,5 %), cước vẫn tính theo tấn cân nơi giao như hợp đồng, không có phép trừ nào theo hao hụt. Không phải sửa gì.</w:t>
+      </w:r>
+    </w:p>
+    <w:tbl>
+      <w:tblPr>
+        <w:tblStyle w:val="LightGrid-Accent1"/>
+        <w:tblW w:type="auto" w:w="0"/>
+        <w:tblLook w:firstColumn="1" w:firstRow="1" w:lastColumn="0" w:lastRow="0" w:noHBand="0" w:noVBand="1" w:val="04A0"/>
+      </w:tblPr>
+      <w:tblGrid>
+        <w:gridCol w:w="4320"/>
+        <w:gridCol w:w="4320"/>
+      </w:tblGrid>
       <w:tr>
         <w:tc>
           <w:tcPr>
             <w:tcW w:type="dxa" w:w="4320"/>
           </w:tcPr>
           <w:p>
-            <w:r/>
-            <w:r>
-              <w:t>C8.1 khoản nào hay vào mục VI</w:t>
+            <w:r>
+              <w:rPr>
+                <w:b/>
+              </w:rPr>
+            </w:r>
+            <w:r>
+              <w:rPr>
+                <w:b/>
+              </w:rPr>
+              <w:t>C9.1 màn phiếu chia tab có hợp lý không</w:t>
             </w:r>
           </w:p>
         </w:tc>
@@ -2686,32 +2738,15 @@
             <w:tcW w:type="dxa" w:w="4320"/>
           </w:tcPr>
           <w:p>
-            <w:r/>
-            <w:r>
-              <w:t>Ô gõ tự do như hiện tại</w:t>
-            </w:r>
-          </w:p>
-        </w:tc>
-      </w:tr>
-      <w:tr>
-        <w:tc>
-          <w:tcPr>
-            <w:tcW w:type="dxa" w:w="4320"/>
-          </w:tcPr>
-          <w:p>
-            <w:r/>
-            <w:r>
-              <w:t>C9.1 màn phiếu chia tab có hợp lý không</w:t>
-            </w:r>
-          </w:p>
-        </w:tc>
-        <w:tc>
-          <w:tcPr>
-            <w:tcW w:type="dxa" w:w="4320"/>
-          </w:tcPr>
-          <w:p>
-            <w:r/>
-            <w:r>
+            <w:r>
+              <w:rPr>
+                <w:b/>
+              </w:rPr>
+            </w:r>
+            <w:r>
+              <w:rPr>
+                <w:b/>
+              </w:rPr>
               <w:t>Giữ tab; họ dùng thử rồi góp ý</w:t>
             </w:r>
           </w:p>
